--- a/ML_System_Design/ML_SD_M22_Revision_Roadmap.docx
+++ b/ML_System_Design/ML_SD_M22_Revision_Roadmap.docx
@@ -10327,37 +10327,31 @@
           <w:i/>
           <w:iCs/>
         </w:rPr>
-        <w:t xml:space="preserve">Module 23 — Capstone &amp; Final Assessment.</w:t>
-      </w:r>
-      <w:r>
-        <w:t xml:space="preserve"> </w:t>
-      </w:r>
-      <w:r>
-        <w:t xml:space="preserve">You have the map;</w:t>
-      </w:r>
-      <w:r>
-        <w:t xml:space="preserve"> </w:t>
-      </w:r>
-      <w:r>
-        <w:t xml:space="preserve">now you drive the whole route unaided. Module 23 puts you through a full-length,</w:t>
-      </w:r>
-      <w:r>
-        <w:t xml:space="preserve"> </w:t>
-      </w:r>
-      <w:r>
-        <w:t xml:space="preserve">timed capstone design plus a final self-assessment, so you can prove — to</w:t>
-      </w:r>
-      <w:r>
-        <w:t xml:space="preserve"> </w:t>
-      </w:r>
-      <w:r>
-        <w:t xml:space="preserve">yourself and to an interviewer — that the 7-step spine and every pattern in this</w:t>
-      </w:r>
-      <w:r>
-        <w:t xml:space="preserve"> </w:t>
-      </w:r>
-      <w:r>
-        <w:t xml:space="preserve">revision are truly automatic.</w:t>
+        <w:t xml:space="preserve">Module 23 — Competitive Exam Mapping (SEBI / RBI / GATE / ISRO).</w:t>
+      </w:r>
+      <w:r>
+        <w:t xml:space="preserve"> </w:t>
+      </w:r>
+      <w:r>
+        <w:t xml:space="preserve">This revision module gave you the interview-ready map; Module 23 — the final</w:t>
+      </w:r>
+      <w:r>
+        <w:t xml:space="preserve"> </w:t>
+      </w:r>
+      <w:r>
+        <w:t xml:space="preserve">module — shows exactly which parts of the course carry weight in written exams</w:t>
+      </w:r>
+      <w:r>
+        <w:t xml:space="preserve"> </w:t>
+      </w:r>
+      <w:r>
+        <w:t xml:space="preserve">(SEBI Grade A IT, RBI Grade B IT, GATE CS/DA, ISRO/DRDO), with a topic→exam</w:t>
+      </w:r>
+      <w:r>
+        <w:t xml:space="preserve"> </w:t>
+      </w:r>
+      <w:r>
+        <w:t xml:space="preserve">matrix and PYQ-style practice questions.</w:t>
       </w:r>
     </w:p>
     <w:bookmarkEnd w:id="57"/>

--- a/ML_System_Design/ML_SD_M22_Revision_Roadmap.docx
+++ b/ML_System_Design/ML_SD_M22_Revision_Roadmap.docx
@@ -663,7 +663,7 @@
       <w:r>
         <w:drawing>
           <wp:inline>
-            <wp:extent cx="5334000" cy="2750170"/>
+            <wp:extent cx="5727700" cy="2953159"/>
             <wp:effectExtent b="0" l="0" r="0" t="0"/>
             <wp:docPr descr="The 7-step ML system design framework card: Clarify, Frame, Metrics, Data, Model, Serve, Monitor — arranged as a loop where monitoring feeds back to the start." title="" id="10" name="Picture"/>
             <a:graphic>
@@ -684,7 +684,7 @@
                   <pic:spPr bwMode="auto">
                     <a:xfrm>
                       <a:off x="0" y="0"/>
-                      <a:ext cx="5334000" cy="2750170"/>
+                      <a:ext cx="5727700" cy="2953159"/>
                     </a:xfrm>
                     <a:prstGeom prst="rect">
                       <a:avLst/>
@@ -3293,7 +3293,7 @@
       <w:r>
         <w:drawing>
           <wp:inline>
-            <wp:extent cx="5334000" cy="2750170"/>
+            <wp:extent cx="5727700" cy="2953159"/>
             <wp:effectExtent b="0" l="0" r="0" t="0"/>
             <wp:docPr descr="Metric-selection flowchart: from the task type (classification, ranking, regression, generation, retrieval) branch to the correct offline metric, with a note that A/B on the business metric decides launch." title="" id="16" name="Picture"/>
             <a:graphic>
@@ -3314,7 +3314,7 @@
                   <pic:spPr bwMode="auto">
                     <a:xfrm>
                       <a:off x="0" y="0"/>
-                      <a:ext cx="5334000" cy="2750170"/>
+                      <a:ext cx="5727700" cy="2953159"/>
                     </a:xfrm>
                     <a:prstGeom prst="rect">
                       <a:avLst/>
@@ -3925,7 +3925,7 @@
       <w:r>
         <w:drawing>
           <wp:inline>
-            <wp:extent cx="5334000" cy="2750170"/>
+            <wp:extent cx="5727700" cy="2953159"/>
             <wp:effectExtent b="0" l="0" r="0" t="0"/>
             <wp:docPr descr="Decision tree for batch vs online serving: if predictions can be precomputed and staleness is acceptable, use batch; if the request needs a fresh per-user answer within a tight latency budget, use online; large systems combine both as a hybrid." title="" id="20" name="Picture"/>
             <a:graphic>
@@ -3946,7 +3946,7 @@
                   <pic:spPr bwMode="auto">
                     <a:xfrm>
                       <a:off x="0" y="0"/>
-                      <a:ext cx="5334000" cy="2750170"/>
+                      <a:ext cx="5727700" cy="2953159"/>
                     </a:xfrm>
                     <a:prstGeom prst="rect">
                       <a:avLst/>
@@ -4116,7 +4116,7 @@
       <w:r>
         <w:drawing>
           <wp:inline>
-            <wp:extent cx="5334000" cy="2750170"/>
+            <wp:extent cx="5727700" cy="2953159"/>
             <wp:effectExtent b="0" l="0" r="0" t="0"/>
             <wp:docPr descr="Decision tree for LLM adaptation: try prompting first; if the model lacks knowledge or needs fresh/private facts use RAG; if it needs a new behaviour, format, or style use fine-tuning; pre-train only at extreme scale." title="" id="24" name="Picture"/>
             <a:graphic>
@@ -4137,7 +4137,7 @@
                   <pic:spPr bwMode="auto">
                     <a:xfrm>
                       <a:off x="0" y="0"/>
-                      <a:ext cx="5334000" cy="2750170"/>
+                      <a:ext cx="5727700" cy="2953159"/>
                     </a:xfrm>
                     <a:prstGeom prst="rect">
                       <a:avLst/>
@@ -4417,7 +4417,7 @@
       <w:r>
         <w:drawing>
           <wp:inline>
-            <wp:extent cx="5334000" cy="2679605"/>
+            <wp:extent cx="5727700" cy="2877386"/>
             <wp:effectExtent b="0" l="0" r="0" t="0"/>
             <wp:docPr descr="Decision tree for model choice: for tabular data with modest size prefer gradient-boosted trees; for perception (images, audio) or language, or when you have huge data and need embeddings, prefer deep neural nets." title="" id="28" name="Picture"/>
             <a:graphic>
@@ -4438,7 +4438,7 @@
                   <pic:spPr bwMode="auto">
                     <a:xfrm>
                       <a:off x="0" y="0"/>
-                      <a:ext cx="5334000" cy="2679605"/>
+                      <a:ext cx="5727700" cy="2877386"/>
                     </a:xfrm>
                     <a:prstGeom prst="rect">
                       <a:avLst/>
@@ -4642,7 +4642,7 @@
       <w:r>
         <w:drawing>
           <wp:inline>
-            <wp:extent cx="5334000" cy="2750170"/>
+            <wp:extent cx="5727700" cy="2953159"/>
             <wp:effectExtent b="0" l="0" r="0" t="0"/>
             <wp:docPr descr="Decision tree for whether to use ML: only use ML if a real pattern exists, you cannot easily hand-write rules, you have data, you can tolerate some error, and you can measure success; otherwise use plain rules." title="" id="32" name="Picture"/>
             <a:graphic>
@@ -4663,7 +4663,7 @@
                   <pic:spPr bwMode="auto">
                     <a:xfrm>
                       <a:off x="0" y="0"/>
-                      <a:ext cx="5334000" cy="2750170"/>
+                      <a:ext cx="5727700" cy="2953159"/>
                     </a:xfrm>
                     <a:prstGeom prst="rect">
                       <a:avLst/>
@@ -6196,7 +6196,7 @@
       <w:r>
         <w:drawing>
           <wp:inline>
-            <wp:extent cx="5334000" cy="2750170"/>
+            <wp:extent cx="5727700" cy="2953159"/>
             <wp:effectExtent b="0" l="0" r="0" t="0"/>
             <wp:docPr descr="Course mind map part 1: the core ML pipeline branching from foundations and framework into problem framing, data engineering, features, training, evaluation, serving, MLOps, monitoring, and scaling." title="" id="38" name="Picture"/>
             <a:graphic>
@@ -6217,7 +6217,7 @@
                   <pic:spPr bwMode="auto">
                     <a:xfrm>
                       <a:off x="0" y="0"/>
-                      <a:ext cx="5334000" cy="2750170"/>
+                      <a:ext cx="5727700" cy="2953159"/>
                     </a:xfrm>
                     <a:prstGeom prst="rect">
                       <a:avLst/>
@@ -6328,7 +6328,7 @@
       <w:r>
         <w:drawing>
           <wp:inline>
-            <wp:extent cx="5334000" cy="2746364"/>
+            <wp:extent cx="5727700" cy="2949071"/>
             <wp:effectExtent b="0" l="0" r="0" t="0"/>
             <wp:docPr descr="Course mind map part 2: the applied and advanced branches — recommendation, search and ranking, computer vision, NLP, LLM system design, case studies, responsible AI, systems foundations, interview mastery, and hands-on projects." title="" id="42" name="Picture"/>
             <a:graphic>
@@ -6349,7 +6349,7 @@
                   <pic:spPr bwMode="auto">
                     <a:xfrm>
                       <a:off x="0" y="0"/>
-                      <a:ext cx="5334000" cy="2746364"/>
+                      <a:ext cx="5727700" cy="2949071"/>
                     </a:xfrm>
                     <a:prstGeom prst="rect">
                       <a:avLst/>
@@ -10360,6 +10360,8 @@
       <w:footnotePr>
         <w:numRestart w:val="eachSect"/>
       </w:footnotePr>
+      <w:pgSz w:h="16838" w:w="11906"/>
+      <w:pgMar w:bottom="1440" w:footer="720" w:gutter="0" w:header="720" w:left="1440" w:right="1440" w:top="1440"/>
     </w:sectPr>
   </w:body>
 </w:document>
